--- a/dotnet/tests/corpus/features/list-numbered.docx
+++ b/dotnet/tests/corpus/features/list-numbered.docx
@@ -9,7 +9,7 @@
         <w:bidi w:val="0"/>
         <w:spacing w:lineRule="auto" w:line="240" w:before="0" w:after="0"/>
         <w:ind w:hanging="0"/>
-        <w:jc w:val="start"/>
+        <w:jc w:val="left"/>
         <w:rPr/>
       </w:pPr>
       <w:r>
@@ -25,7 +25,7 @@
           <w:numId w:val="1"/>
         </w:numPr>
         <w:bidi w:val="0"/>
-        <w:jc w:val="start"/>
+        <w:jc w:val="left"/>
         <w:rPr/>
       </w:pPr>
       <w:r>
@@ -41,7 +41,7 @@
           <w:numId w:val="1"/>
         </w:numPr>
         <w:bidi w:val="0"/>
-        <w:jc w:val="start"/>
+        <w:jc w:val="left"/>
         <w:rPr/>
       </w:pPr>
       <w:r>
@@ -57,12 +57,22 @@
           <w:numId w:val="1"/>
         </w:numPr>
         <w:bidi w:val="0"/>
-        <w:jc w:val="start"/>
-        <w:rPr/>
-      </w:pPr>
-      <w:r>
-        <w:rPr/>
-        <w:t>Third item.</w:t>
+        <w:jc w:val="left"/>
+        <w:rPr/>
+      </w:pPr>
+      <w:r>
+        <w:rPr/>
+        <w:t xml:space="preserve">Third item, whose </w:t>
+      </w:r>
+      <w:r>
+        <w:rPr>
+          <w:rStyle w:val="Strong"/>
+        </w:rPr>
+        <w:t>emboldened</w:t>
+      </w:r>
+      <w:r>
+        <w:rPr/>
+        <w:t xml:space="preserve"> word proves that a label prepended to an item's text does not shift the formatting of what follows it.</w:t>
       </w:r>
     </w:p>
     <w:p>
@@ -72,7 +82,7 @@
         <w:bidi w:val="0"/>
         <w:spacing w:lineRule="auto" w:line="240" w:before="0" w:after="0"/>
         <w:ind w:hanging="0"/>
-        <w:jc w:val="start"/>
+        <w:jc w:val="left"/>
         <w:rPr/>
       </w:pPr>
       <w:r>
@@ -100,108 +110,108 @@
       <w:start w:val="1"/>
       <w:numFmt w:val="decimal"/>
       <w:lvlText w:val="%1."/>
-      <w:lvlJc w:val="start"/>
+      <w:lvlJc w:val="left"/>
       <w:pPr>
         <w:tabs>
           <w:tab w:val="num" w:pos="720"/>
         </w:tabs>
-        <w:ind w:start="720" w:hanging="360"/>
+        <w:ind w:left="720" w:hanging="360"/>
       </w:pPr>
     </w:lvl>
     <w:lvl w:ilvl="1">
       <w:start w:val="1"/>
       <w:numFmt w:val="decimal"/>
       <w:lvlText w:val="%2."/>
-      <w:lvlJc w:val="start"/>
+      <w:lvlJc w:val="left"/>
       <w:pPr>
         <w:tabs>
           <w:tab w:val="num" w:pos="1080"/>
         </w:tabs>
-        <w:ind w:start="1080" w:hanging="360"/>
+        <w:ind w:left="1080" w:hanging="360"/>
       </w:pPr>
     </w:lvl>
     <w:lvl w:ilvl="2">
       <w:start w:val="1"/>
       <w:numFmt w:val="decimal"/>
       <w:lvlText w:val="%3."/>
-      <w:lvlJc w:val="start"/>
+      <w:lvlJc w:val="left"/>
       <w:pPr>
         <w:tabs>
           <w:tab w:val="num" w:pos="1440"/>
         </w:tabs>
-        <w:ind w:start="1440" w:hanging="360"/>
+        <w:ind w:left="1440" w:hanging="360"/>
       </w:pPr>
     </w:lvl>
     <w:lvl w:ilvl="3">
       <w:start w:val="1"/>
       <w:numFmt w:val="decimal"/>
       <w:lvlText w:val="%4."/>
-      <w:lvlJc w:val="start"/>
+      <w:lvlJc w:val="left"/>
       <w:pPr>
         <w:tabs>
           <w:tab w:val="num" w:pos="1800"/>
         </w:tabs>
-        <w:ind w:start="1800" w:hanging="360"/>
+        <w:ind w:left="1800" w:hanging="360"/>
       </w:pPr>
     </w:lvl>
     <w:lvl w:ilvl="4">
       <w:start w:val="1"/>
       <w:numFmt w:val="decimal"/>
       <w:lvlText w:val="%5."/>
-      <w:lvlJc w:val="start"/>
+      <w:lvlJc w:val="left"/>
       <w:pPr>
         <w:tabs>
           <w:tab w:val="num" w:pos="2160"/>
         </w:tabs>
-        <w:ind w:start="2160" w:hanging="360"/>
+        <w:ind w:left="2160" w:hanging="360"/>
       </w:pPr>
     </w:lvl>
     <w:lvl w:ilvl="5">
       <w:start w:val="1"/>
       <w:numFmt w:val="decimal"/>
       <w:lvlText w:val="%6."/>
-      <w:lvlJc w:val="start"/>
+      <w:lvlJc w:val="left"/>
       <w:pPr>
         <w:tabs>
           <w:tab w:val="num" w:pos="2520"/>
         </w:tabs>
-        <w:ind w:start="2520" w:hanging="360"/>
+        <w:ind w:left="2520" w:hanging="360"/>
       </w:pPr>
     </w:lvl>
     <w:lvl w:ilvl="6">
       <w:start w:val="1"/>
       <w:numFmt w:val="decimal"/>
       <w:lvlText w:val="%7."/>
-      <w:lvlJc w:val="start"/>
+      <w:lvlJc w:val="left"/>
       <w:pPr>
         <w:tabs>
           <w:tab w:val="num" w:pos="2880"/>
         </w:tabs>
-        <w:ind w:start="2880" w:hanging="360"/>
+        <w:ind w:left="2880" w:hanging="360"/>
       </w:pPr>
     </w:lvl>
     <w:lvl w:ilvl="7">
       <w:start w:val="1"/>
       <w:numFmt w:val="decimal"/>
       <w:lvlText w:val="%8."/>
-      <w:lvlJc w:val="start"/>
+      <w:lvlJc w:val="left"/>
       <w:pPr>
         <w:tabs>
           <w:tab w:val="num" w:pos="3240"/>
         </w:tabs>
-        <w:ind w:start="3240" w:hanging="360"/>
+        <w:ind w:left="3240" w:hanging="360"/>
       </w:pPr>
     </w:lvl>
     <w:lvl w:ilvl="8">
       <w:start w:val="1"/>
       <w:numFmt w:val="decimal"/>
       <w:lvlText w:val="%9."/>
-      <w:lvlJc w:val="start"/>
+      <w:lvlJc w:val="left"/>
       <w:pPr>
         <w:tabs>
           <w:tab w:val="num" w:pos="3600"/>
         </w:tabs>
-        <w:ind w:start="3600" w:hanging="360"/>
+        <w:ind w:left="3600" w:hanging="360"/>
       </w:pPr>
     </w:lvl>
   </w:abstractNum>
@@ -211,12 +221,12 @@
       <w:numFmt w:val="none"/>
       <w:suff w:val="nothing"/>
       <w:lvlText w:val=""/>
-      <w:lvlJc w:val="start"/>
-      <w:pPr>
-        <w:tabs>
-          <w:tab w:val="num" w:pos="0"/>
-        </w:tabs>
-        <w:ind w:start="0" w:hanging="0"/>
+      <w:lvlJc w:val="left"/>
+      <w:pPr>
+        <w:tabs>
+          <w:tab w:val="num" w:pos="0"/>
+        </w:tabs>
+        <w:ind w:left="0" w:hanging="0"/>
       </w:pPr>
     </w:lvl>
     <w:lvl w:ilvl="1">
@@ -224,12 +234,12 @@
       <w:numFmt w:val="none"/>
       <w:suff w:val="nothing"/>
       <w:lvlText w:val=""/>
-      <w:lvlJc w:val="start"/>
-      <w:pPr>
-        <w:tabs>
-          <w:tab w:val="num" w:pos="0"/>
-        </w:tabs>
-        <w:ind w:start="0" w:hanging="0"/>
+      <w:lvlJc w:val="left"/>
+      <w:pPr>
+        <w:tabs>
+          <w:tab w:val="num" w:pos="0"/>
+        </w:tabs>
+        <w:ind w:left="0" w:hanging="0"/>
       </w:pPr>
     </w:lvl>
     <w:lvl w:ilvl="2">
@@ -237,12 +247,12 @@
       <w:numFmt w:val="none"/>
       <w:suff w:val="nothing"/>
       <w:lvlText w:val=""/>
-      <w:lvlJc w:val="start"/>
-      <w:pPr>
-        <w:tabs>
-          <w:tab w:val="num" w:pos="0"/>
-        </w:tabs>
-        <w:ind w:start="0" w:hanging="0"/>
+      <w:lvlJc w:val="left"/>
+      <w:pPr>
+        <w:tabs>
+          <w:tab w:val="num" w:pos="0"/>
+        </w:tabs>
+        <w:ind w:left="0" w:hanging="0"/>
       </w:pPr>
     </w:lvl>
     <w:lvl w:ilvl="3">
@@ -250,12 +260,12 @@
       <w:numFmt w:val="none"/>
       <w:suff w:val="nothing"/>
       <w:lvlText w:val=""/>
-      <w:lvlJc w:val="start"/>
-      <w:pPr>
-        <w:tabs>
-          <w:tab w:val="num" w:pos="0"/>
-        </w:tabs>
-        <w:ind w:start="0" w:hanging="0"/>
+      <w:lvlJc w:val="left"/>
+      <w:pPr>
+        <w:tabs>
+          <w:tab w:val="num" w:pos="0"/>
+        </w:tabs>
+        <w:ind w:left="0" w:hanging="0"/>
       </w:pPr>
     </w:lvl>
     <w:lvl w:ilvl="4">
@@ -263,12 +273,12 @@
       <w:numFmt w:val="none"/>
       <w:suff w:val="nothing"/>
       <w:lvlText w:val=""/>
-      <w:lvlJc w:val="start"/>
-      <w:pPr>
-        <w:tabs>
-          <w:tab w:val="num" w:pos="0"/>
-        </w:tabs>
-        <w:ind w:start="0" w:hanging="0"/>
+      <w:lvlJc w:val="left"/>
+      <w:pPr>
+        <w:tabs>
+          <w:tab w:val="num" w:pos="0"/>
+        </w:tabs>
+        <w:ind w:left="0" w:hanging="0"/>
       </w:pPr>
     </w:lvl>
     <w:lvl w:ilvl="5">
@@ -276,12 +286,12 @@
       <w:numFmt w:val="none"/>
       <w:suff w:val="nothing"/>
       <w:lvlText w:val=""/>
-      <w:lvlJc w:val="start"/>
-      <w:pPr>
-        <w:tabs>
-          <w:tab w:val="num" w:pos="0"/>
-        </w:tabs>
-        <w:ind w:start="0" w:hanging="0"/>
+      <w:lvlJc w:val="left"/>
+      <w:pPr>
+        <w:tabs>
+          <w:tab w:val="num" w:pos="0"/>
+        </w:tabs>
+        <w:ind w:left="0" w:hanging="0"/>
       </w:pPr>
     </w:lvl>
     <w:lvl w:ilvl="6">
@@ -289,12 +299,12 @@
       <w:numFmt w:val="none"/>
       <w:suff w:val="nothing"/>
       <w:lvlText w:val=""/>
-      <w:lvlJc w:val="start"/>
-      <w:pPr>
-        <w:tabs>
-          <w:tab w:val="num" w:pos="0"/>
-        </w:tabs>
-        <w:ind w:start="0" w:hanging="0"/>
+      <w:lvlJc w:val="left"/>
+      <w:pPr>
+        <w:tabs>
+          <w:tab w:val="num" w:pos="0"/>
+        </w:tabs>
+        <w:ind w:left="0" w:hanging="0"/>
       </w:pPr>
     </w:lvl>
     <w:lvl w:ilvl="7">
@@ -302,12 +312,12 @@
       <w:numFmt w:val="none"/>
       <w:suff w:val="nothing"/>
       <w:lvlText w:val=""/>
-      <w:lvlJc w:val="start"/>
-      <w:pPr>
-        <w:tabs>
-          <w:tab w:val="num" w:pos="0"/>
-        </w:tabs>
-        <w:ind w:start="0" w:hanging="0"/>
+      <w:lvlJc w:val="left"/>
+      <w:pPr>
+        <w:tabs>
+          <w:tab w:val="num" w:pos="0"/>
+        </w:tabs>
+        <w:ind w:left="0" w:hanging="0"/>
       </w:pPr>
     </w:lvl>
     <w:lvl w:ilvl="8">
@@ -315,12 +325,12 @@
       <w:numFmt w:val="none"/>
       <w:suff w:val="nothing"/>
       <w:lvlText w:val=""/>
-      <w:lvlJc w:val="start"/>
-      <w:pPr>
-        <w:tabs>
-          <w:tab w:val="num" w:pos="0"/>
-        </w:tabs>
-        <w:ind w:start="0" w:hanging="0"/>
+      <w:lvlJc w:val="left"/>
+      <w:pPr>
+        <w:tabs>
+          <w:tab w:val="num" w:pos="0"/>
+        </w:tabs>
+        <w:ind w:left="0" w:hanging="0"/>
       </w:pPr>
     </w:lvl>
   </w:abstractNum>
@@ -367,6 +377,13 @@
       <w:lang w:val="en-US" w:eastAsia="zh-CN" w:bidi="hi-IN"/>
     </w:rPr>
   </w:style>
+  <w:style w:type="character" w:styleId="Strong">
+    <w:name w:val="Strong"/>
+    <w:qFormat/>
+    <w:rPr>
+      <w:b/>
+    </w:rPr>
+  </w:style>
   <w:style w:type="paragraph" w:styleId="Heading">
     <w:name w:val="Heading"/>
     <w:basedOn w:val="Normal"/>
@@ -433,7 +450,7 @@
       <w:bidi w:val="0"/>
       <w:spacing w:lineRule="auto" w:line="240" w:before="0" w:after="0"/>
       <w:ind w:hanging="0"/>
-      <w:jc w:val="start"/>
+      <w:jc w:val="left"/>
     </w:pPr>
     <w:rPr>
       <w:rFonts w:ascii="Carlito" w:hAnsi="Carlito" w:eastAsia="WenQuanYi Zen Hei" w:cs="FreeSans"/>
